--- a/CÔNG TY TNHH MTV CỬU LONG FURNITURE/CuuLong_ThaydoiCSH/Mẫu số 12_DeNghiThayDoi.docx
+++ b/CÔNG TY TNHH MTV CỬU LONG FURNITURE/CuuLong_ThaydoiCSH/Mẫu số 12_DeNghiThayDoi.docx
@@ -1,6 +1,6 @@
 
 <file path=word/document.xml><?xml version="1.0" encoding="utf-8"?>
-<w:document xmlns:wpc="http://schemas.microsoft.com/office/word/2010/wordprocessingCanvas" xmlns:cx="http://schemas.microsoft.com/office/drawing/2014/chartex" xmlns:cx1="http://schemas.microsoft.com/office/drawing/2015/9/8/chartex" xmlns:mc="http://schemas.openxmlformats.org/markup-compatibility/2006" xmlns:o="urn:schemas-microsoft-com:office:office" xmlns:r="http://schemas.openxmlformats.org/officeDocument/2006/relationships" xmlns:m="http://schemas.openxmlformats.org/officeDocument/2006/math" xmlns:v="urn:schemas-microsoft-com:vml" xmlns:wp14="http://schemas.microsoft.com/office/word/2010/wordprocessingDrawing" xmlns:wp="http://schemas.openxmlformats.org/drawingml/2006/wordprocessingDrawing" xmlns:w10="urn:schemas-microsoft-com:office:word" xmlns:w="http://schemas.openxmlformats.org/wordprocessingml/2006/main" xmlns:w14="http://schemas.microsoft.com/office/word/2010/wordml" xmlns:w15="http://schemas.microsoft.com/office/word/2012/wordml" xmlns:w16se="http://schemas.microsoft.com/office/word/2015/wordml/symex" xmlns:wpg="http://schemas.microsoft.com/office/word/2010/wordprocessingGroup" xmlns:wpi="http://schemas.microsoft.com/office/word/2010/wordprocessingInk" xmlns:wne="http://schemas.microsoft.com/office/word/2006/wordml" xmlns:wps="http://schemas.microsoft.com/office/word/2010/wordprocessingShape" mc:Ignorable="w14 w15 w16se wp14">
+<w:document xmlns:wpc="http://schemas.microsoft.com/office/word/2010/wordprocessingCanvas" xmlns:cx="http://schemas.microsoft.com/office/drawing/2014/chartex" xmlns:cx1="http://schemas.microsoft.com/office/drawing/2015/9/8/chartex" xmlns:cx2="http://schemas.microsoft.com/office/drawing/2015/10/21/chartex" xmlns:cx3="http://schemas.microsoft.com/office/drawing/2016/5/9/chartex" xmlns:cx4="http://schemas.microsoft.com/office/drawing/2016/5/10/chartex" xmlns:cx5="http://schemas.microsoft.com/office/drawing/2016/5/11/chartex" xmlns:cx6="http://schemas.microsoft.com/office/drawing/2016/5/12/chartex" xmlns:cx7="http://schemas.microsoft.com/office/drawing/2016/5/13/chartex" xmlns:cx8="http://schemas.microsoft.com/office/drawing/2016/5/14/chartex" xmlns:mc="http://schemas.openxmlformats.org/markup-compatibility/2006" xmlns:aink="http://schemas.microsoft.com/office/drawing/2016/ink" xmlns:am3d="http://schemas.microsoft.com/office/drawing/2017/model3d" xmlns:o="urn:schemas-microsoft-com:office:office" xmlns:oel="http://schemas.microsoft.com/office/2019/extlst" xmlns:r="http://schemas.openxmlformats.org/officeDocument/2006/relationships" xmlns:m="http://schemas.openxmlformats.org/officeDocument/2006/math" xmlns:v="urn:schemas-microsoft-com:vml" xmlns:wp14="http://schemas.microsoft.com/office/word/2010/wordprocessingDrawing" xmlns:wp="http://schemas.openxmlformats.org/drawingml/2006/wordprocessingDrawing" xmlns:w10="urn:schemas-microsoft-com:office:word" xmlns:w="http://schemas.openxmlformats.org/wordprocessingml/2006/main" xmlns:w14="http://schemas.microsoft.com/office/word/2010/wordml" xmlns:w15="http://schemas.microsoft.com/office/word/2012/wordml" xmlns:w16cex="http://schemas.microsoft.com/office/word/2018/wordml/cex" xmlns:w16cid="http://schemas.microsoft.com/office/word/2016/wordml/cid" xmlns:w16="http://schemas.microsoft.com/office/word/2018/wordml" xmlns:w16du="http://schemas.microsoft.com/office/word/2023/wordml/word16du" xmlns:w16sdtdh="http://schemas.microsoft.com/office/word/2020/wordml/sdtdatahash" xmlns:w16sdtfl="http://schemas.microsoft.com/office/word/2024/wordml/sdtformatlock" xmlns:w16se="http://schemas.microsoft.com/office/word/2015/wordml/symex" xmlns:wpg="http://schemas.microsoft.com/office/word/2010/wordprocessingGroup" xmlns:wpi="http://schemas.microsoft.com/office/word/2010/wordprocessingInk" xmlns:wne="http://schemas.microsoft.com/office/word/2006/wordml" xmlns:wps="http://schemas.microsoft.com/office/word/2010/wordprocessingShape" mc:Ignorable="w14 w15 w16se w16cid w16 w16cex w16sdtdh w16sdtfl w16du wp14">
   <w:body>
     <w:p>
       <w:pPr>
@@ -66,7 +66,7 @@
                 <w:sz w:val="28"/>
                 <w:szCs w:val="28"/>
               </w:rPr>
-              <w:t>CÔNG TY TNHH MTV H&amp;D VINA</w:t>
+              <w:t>CÔNG TY TNHH MTV CỬU LONG FURNITURE</w:t>
             </w:r>
           </w:p>
         </w:tc>
@@ -116,7 +116,7 @@
               <mc:AlternateContent>
                 <mc:Choice Requires="wps">
                   <w:drawing>
-                    <wp:anchor distT="4294967295" distB="4294967295" distL="114300" distR="114300" simplePos="0" relativeHeight="251682816" behindDoc="0" locked="0" layoutInCell="1" allowOverlap="1" wp14:anchorId="48A69022" wp14:editId="38F43A40">
+                    <wp:anchor distT="4294967295" distB="4294967295" distL="114300" distR="114300" simplePos="0" relativeHeight="251682816" behindDoc="0" locked="0" layoutInCell="1" allowOverlap="1" wp14:anchorId="15FE735F" wp14:editId="5D9CD2DC">
                       <wp:simplePos x="0" y="0"/>
                       <wp:positionH relativeFrom="margin">
                         <wp:align>center</wp:align>
@@ -279,16 +279,7 @@
                 <w:sz w:val="26"/>
                 <w:szCs w:val="26"/>
               </w:rPr>
-              <w:t>1</w:t>
-            </w:r>
-            <w:r>
-              <w:rPr>
-                <w:rFonts w:ascii="Times New Roman" w:eastAsia="Times New Roman" w:hAnsi="Times New Roman" w:cs="Times New Roman"/>
-                <w:i/>
-                <w:sz w:val="26"/>
-                <w:szCs w:val="26"/>
-              </w:rPr>
-              <w:t>8</w:t>
+              <w:t>6</w:t>
             </w:r>
             <w:r>
               <w:rPr>
@@ -315,7 +306,7 @@
                 <w:sz w:val="26"/>
                 <w:szCs w:val="26"/>
               </w:rPr>
-              <w:t>5</w:t>
+              <w:t>6</w:t>
             </w:r>
             <w:r>
               <w:rPr>
@@ -375,7 +366,7 @@
         <mc:AlternateContent>
           <mc:Choice Requires="wps">
             <w:drawing>
-              <wp:anchor distT="0" distB="0" distL="114300" distR="114300" simplePos="0" relativeHeight="251683840" behindDoc="0" locked="0" layoutInCell="1" allowOverlap="1" wp14:anchorId="0C6B712F" wp14:editId="10E1D9F0">
+              <wp:anchor distT="0" distB="0" distL="114300" distR="114300" simplePos="0" relativeHeight="251683840" behindDoc="0" locked="0" layoutInCell="1" allowOverlap="1" wp14:anchorId="645234F9" wp14:editId="40C71DF5">
                 <wp:simplePos x="0" y="0"/>
                 <wp:positionH relativeFrom="margin">
                   <wp:align>center</wp:align>
@@ -1034,7 +1025,7 @@
           <w:sz w:val="28"/>
           <w:szCs w:val="28"/>
         </w:rPr>
-        <w:t>CÔNG TY TNHH MTV H&amp;D VINA</w:t>
+        <w:t>CÔNG TY TNHH MTV CỬU LONG FURNITURE</w:t>
       </w:r>
     </w:p>
     <w:p>
@@ -1065,7 +1056,7 @@
           <w:sz w:val="28"/>
           <w:szCs w:val="28"/>
         </w:rPr>
-        <w:t>3703303959</w:t>
+        <w:t>3703369798</w:t>
       </w:r>
     </w:p>
     <w:p>
@@ -1253,7 +1244,7 @@
         <mc:AlternateContent>
           <mc:Choice Requires="wps">
             <w:drawing>
-              <wp:anchor distT="0" distB="0" distL="114300" distR="114300" simplePos="0" relativeHeight="251665408" behindDoc="0" locked="0" layoutInCell="1" allowOverlap="1" wp14:anchorId="43729910" wp14:editId="1E66E297">
+              <wp:anchor distT="0" distB="0" distL="114300" distR="114300" simplePos="0" relativeHeight="251665408" behindDoc="0" locked="0" layoutInCell="1" allowOverlap="1" wp14:anchorId="31D51041" wp14:editId="55DD55B1">
                 <wp:simplePos x="0" y="0"/>
                 <wp:positionH relativeFrom="column">
                   <wp:posOffset>5064760</wp:posOffset>
@@ -1328,7 +1319,7 @@
         <mc:AlternateContent>
           <mc:Choice Requires="wps">
             <w:drawing>
-              <wp:anchor distT="0" distB="0" distL="114300" distR="114300" simplePos="0" relativeHeight="251666432" behindDoc="0" locked="0" layoutInCell="1" allowOverlap="1" wp14:anchorId="6C0F8448" wp14:editId="2A52BEA9">
+              <wp:anchor distT="0" distB="0" distL="114300" distR="114300" simplePos="0" relativeHeight="251666432" behindDoc="0" locked="0" layoutInCell="1" allowOverlap="1" wp14:anchorId="272D5D77" wp14:editId="126762DE">
                 <wp:simplePos x="0" y="0"/>
                 <wp:positionH relativeFrom="column">
                   <wp:posOffset>5064760</wp:posOffset>
@@ -1443,7 +1434,6 @@
         <w:tc>
           <w:tcPr>
             <w:tcW w:w="6662" w:type="dxa"/>
-            <w:shd w:val="clear" w:color="auto" w:fill="auto"/>
           </w:tcPr>
           <w:p>
             <w:pPr>
@@ -1469,7 +1459,6 @@
         <w:tc>
           <w:tcPr>
             <w:tcW w:w="2127" w:type="dxa"/>
-            <w:shd w:val="clear" w:color="auto" w:fill="auto"/>
           </w:tcPr>
           <w:p>
             <w:pPr>
@@ -1490,7 +1479,6 @@
         <w:tc>
           <w:tcPr>
             <w:tcW w:w="6662" w:type="dxa"/>
-            <w:shd w:val="clear" w:color="auto" w:fill="auto"/>
           </w:tcPr>
           <w:p>
             <w:pPr>
@@ -1516,7 +1504,6 @@
         <w:tc>
           <w:tcPr>
             <w:tcW w:w="2127" w:type="dxa"/>
-            <w:shd w:val="clear" w:color="auto" w:fill="auto"/>
           </w:tcPr>
           <w:p>
             <w:pPr>
@@ -1748,7 +1735,7 @@
         <mc:AlternateContent>
           <mc:Choice Requires="wpg">
             <w:drawing>
-              <wp:anchor distT="0" distB="0" distL="114300" distR="114300" simplePos="0" relativeHeight="251676672" behindDoc="0" locked="0" layoutInCell="1" allowOverlap="1" wp14:anchorId="436920A7" wp14:editId="3316768B">
+              <wp:anchor distT="0" distB="0" distL="114300" distR="114300" simplePos="0" relativeHeight="251676672" behindDoc="0" locked="0" layoutInCell="1" allowOverlap="1" wp14:anchorId="2348A0D0" wp14:editId="344E0DF3">
                 <wp:simplePos x="0" y="0"/>
                 <wp:positionH relativeFrom="column">
                   <wp:posOffset>872490</wp:posOffset>
@@ -2425,77 +2412,6 @@
     </w:p>
     <w:p>
       <w:pPr>
-        <w:pStyle w:val="ListParagraph"/>
-        <w:keepNext/>
-        <w:keepLines/>
-        <w:spacing w:before="480" w:after="0" w:line="276" w:lineRule="auto"/>
-        <w:outlineLvl w:val="0"/>
-        <w:rPr>
-          <w:rFonts w:ascii="Times New Roman" w:eastAsia="Calibri" w:hAnsi="Times New Roman" w:cs="Times New Roman"/>
-          <w:bCs/>
-          <w:kern w:val="28"/>
-          <w:sz w:val="28"/>
-          <w:szCs w:val="32"/>
-          <w:lang w:eastAsia="x-none"/>
-        </w:rPr>
-      </w:pPr>
-    </w:p>
-    <w:p>
-      <w:pPr>
-        <w:pStyle w:val="ListParagraph"/>
-        <w:keepNext/>
-        <w:keepLines/>
-        <w:numPr>
-          <w:ilvl w:val="0"/>
-          <w:numId w:val="6"/>
-        </w:numPr>
-        <w:spacing w:before="480" w:after="0" w:line="276" w:lineRule="auto"/>
-        <w:outlineLvl w:val="0"/>
-        <w:rPr>
-          <w:rFonts w:ascii="Times New Roman" w:eastAsia="Calibri" w:hAnsi="Times New Roman" w:cs="Times New Roman"/>
-          <w:bCs/>
-          <w:kern w:val="28"/>
-          <w:sz w:val="28"/>
-          <w:szCs w:val="32"/>
-          <w:lang w:eastAsia="x-none"/>
-        </w:rPr>
-      </w:pPr>
-      <w:r>
-        <w:rPr>
-          <w:rFonts w:ascii="Times New Roman" w:eastAsia="Calibri" w:hAnsi="Times New Roman" w:cs="Times New Roman"/>
-          <w:bCs/>
-          <w:kern w:val="28"/>
-          <w:sz w:val="28"/>
-          <w:szCs w:val="32"/>
-          <w:lang w:eastAsia="x-none"/>
-        </w:rPr>
-        <w:t xml:space="preserve">Cập nhật </w:t>
-      </w:r>
-      <w:r>
-        <w:rPr>
-          <w:rFonts w:ascii="Times New Roman" w:eastAsia="Calibri" w:hAnsi="Times New Roman" w:cs="Times New Roman"/>
-          <w:bCs/>
-          <w:kern w:val="28"/>
-          <w:sz w:val="28"/>
-          <w:szCs w:val="32"/>
-          <w:lang w:eastAsia="x-none"/>
-        </w:rPr>
-        <w:t xml:space="preserve">số điện thoại của địa chỉ trụ sở và thông tin thuế: </w:t>
-      </w:r>
-      <w:r>
-        <w:rPr>
-          <w:rFonts w:ascii="Times New Roman" w:eastAsia="Calibri" w:hAnsi="Times New Roman" w:cs="Times New Roman"/>
-          <w:bCs/>
-          <w:kern w:val="28"/>
-          <w:sz w:val="28"/>
-          <w:szCs w:val="32"/>
-          <w:lang w:eastAsia="x-none"/>
-        </w:rPr>
-        <w:t>0968833380</w:t>
-      </w:r>
-    </w:p>
-    <w:p>
-      <w:pPr>
         <w:keepNext/>
         <w:keepLines/>
         <w:spacing w:before="480" w:after="0" w:line="276" w:lineRule="auto"/>
@@ -2737,7 +2653,7 @@
         <mc:AlternateContent>
           <mc:Choice Requires="wps">
             <w:drawing>
-              <wp:anchor distT="0" distB="0" distL="114300" distR="114300" simplePos="0" relativeHeight="251662336" behindDoc="0" locked="0" layoutInCell="1" allowOverlap="1" wp14:anchorId="2B3BC33A" wp14:editId="2EBD52ED">
+              <wp:anchor distT="0" distB="0" distL="114300" distR="114300" simplePos="0" relativeHeight="251662336" behindDoc="0" locked="0" layoutInCell="1" allowOverlap="1" wp14:anchorId="3179FA92" wp14:editId="2F8E7DF8">
                 <wp:simplePos x="0" y="0"/>
                 <wp:positionH relativeFrom="column">
                   <wp:posOffset>91440</wp:posOffset>
@@ -3362,10 +3278,8 @@
           <w:sz w:val="26"/>
           <w:szCs w:val="26"/>
         </w:rPr>
-        <w:t>ZHENG, RENDE</w:t>
-      </w:r>
-      <w:bookmarkStart w:id="5" w:name="_GoBack"/>
-      <w:bookmarkEnd w:id="5"/>
+        <w:t>HUANG, SHENGHUAI</w:t>
+      </w:r>
     </w:p>
     <w:sectPr>
       <w:headerReference w:type="first" r:id="rId7"/>
@@ -3382,7 +3296,7 @@
 </file>
 
 <file path=word/endnotes.xml><?xml version="1.0" encoding="utf-8"?>
-<w:endnotes xmlns:wpc="http://schemas.microsoft.com/office/word/2010/wordprocessingCanvas" xmlns:cx="http://schemas.microsoft.com/office/drawing/2014/chartex" xmlns:cx1="http://schemas.microsoft.com/office/drawing/2015/9/8/chartex" xmlns:mc="http://schemas.openxmlformats.org/markup-compatibility/2006" xmlns:o="urn:schemas-microsoft-com:office:office" xmlns:r="http://schemas.openxmlformats.org/officeDocument/2006/relationships" xmlns:m="http://schemas.openxmlformats.org/officeDocument/2006/math" xmlns:v="urn:schemas-microsoft-com:vml" xmlns:wp14="http://schemas.microsoft.com/office/word/2010/wordprocessingDrawing" xmlns:wp="http://schemas.openxmlformats.org/drawingml/2006/wordprocessingDrawing" xmlns:w10="urn:schemas-microsoft-com:office:word" xmlns:w="http://schemas.openxmlformats.org/wordprocessingml/2006/main" xmlns:w14="http://schemas.microsoft.com/office/word/2010/wordml" xmlns:w15="http://schemas.microsoft.com/office/word/2012/wordml" xmlns:w16se="http://schemas.microsoft.com/office/word/2015/wordml/symex" xmlns:wpg="http://schemas.microsoft.com/office/word/2010/wordprocessingGroup" xmlns:wpi="http://schemas.microsoft.com/office/word/2010/wordprocessingInk" xmlns:wne="http://schemas.microsoft.com/office/word/2006/wordml" xmlns:wps="http://schemas.microsoft.com/office/word/2010/wordprocessingShape" mc:Ignorable="w14 w15 w16se wp14">
+<w:endnotes xmlns:wpc="http://schemas.microsoft.com/office/word/2010/wordprocessingCanvas" xmlns:cx="http://schemas.microsoft.com/office/drawing/2014/chartex" xmlns:cx1="http://schemas.microsoft.com/office/drawing/2015/9/8/chartex" xmlns:cx2="http://schemas.microsoft.com/office/drawing/2015/10/21/chartex" xmlns:cx3="http://schemas.microsoft.com/office/drawing/2016/5/9/chartex" xmlns:cx4="http://schemas.microsoft.com/office/drawing/2016/5/10/chartex" xmlns:cx5="http://schemas.microsoft.com/office/drawing/2016/5/11/chartex" xmlns:cx6="http://schemas.microsoft.com/office/drawing/2016/5/12/chartex" xmlns:cx7="http://schemas.microsoft.com/office/drawing/2016/5/13/chartex" xmlns:cx8="http://schemas.microsoft.com/office/drawing/2016/5/14/chartex" xmlns:mc="http://schemas.openxmlformats.org/markup-compatibility/2006" xmlns:aink="http://schemas.microsoft.com/office/drawing/2016/ink" xmlns:am3d="http://schemas.microsoft.com/office/drawing/2017/model3d" xmlns:o="urn:schemas-microsoft-com:office:office" xmlns:oel="http://schemas.microsoft.com/office/2019/extlst" xmlns:r="http://schemas.openxmlformats.org/officeDocument/2006/relationships" xmlns:m="http://schemas.openxmlformats.org/officeDocument/2006/math" xmlns:v="urn:schemas-microsoft-com:vml" xmlns:wp14="http://schemas.microsoft.com/office/word/2010/wordprocessingDrawing" xmlns:wp="http://schemas.openxmlformats.org/drawingml/2006/wordprocessingDrawing" xmlns:w10="urn:schemas-microsoft-com:office:word" xmlns:w="http://schemas.openxmlformats.org/wordprocessingml/2006/main" xmlns:w14="http://schemas.microsoft.com/office/word/2010/wordml" xmlns:w15="http://schemas.microsoft.com/office/word/2012/wordml" xmlns:w16cex="http://schemas.microsoft.com/office/word/2018/wordml/cex" xmlns:w16cid="http://schemas.microsoft.com/office/word/2016/wordml/cid" xmlns:w16="http://schemas.microsoft.com/office/word/2018/wordml" xmlns:w16du="http://schemas.microsoft.com/office/word/2023/wordml/word16du" xmlns:w16sdtdh="http://schemas.microsoft.com/office/word/2020/wordml/sdtdatahash" xmlns:w16sdtfl="http://schemas.microsoft.com/office/word/2024/wordml/sdtformatlock" xmlns:w16se="http://schemas.microsoft.com/office/word/2015/wordml/symex" xmlns:wpg="http://schemas.microsoft.com/office/word/2010/wordprocessingGroup" xmlns:wpi="http://schemas.microsoft.com/office/word/2010/wordprocessingInk" xmlns:wne="http://schemas.microsoft.com/office/word/2006/wordml" xmlns:wps="http://schemas.microsoft.com/office/word/2010/wordprocessingShape" mc:Ignorable="w14 w15 w16se w16cid w16 w16cex w16sdtdh w16sdtfl w16du wp14">
   <w:endnote w:type="separator" w:id="-1">
     <w:p>
       <w:pPr>
@@ -3407,7 +3321,7 @@
 </file>
 
 <file path=word/footnotes.xml><?xml version="1.0" encoding="utf-8"?>
-<w:footnotes xmlns:wpc="http://schemas.microsoft.com/office/word/2010/wordprocessingCanvas" xmlns:cx="http://schemas.microsoft.com/office/drawing/2014/chartex" xmlns:cx1="http://schemas.microsoft.com/office/drawing/2015/9/8/chartex" xmlns:mc="http://schemas.openxmlformats.org/markup-compatibility/2006" xmlns:o="urn:schemas-microsoft-com:office:office" xmlns:r="http://schemas.openxmlformats.org/officeDocument/2006/relationships" xmlns:m="http://schemas.openxmlformats.org/officeDocument/2006/math" xmlns:v="urn:schemas-microsoft-com:vml" xmlns:wp14="http://schemas.microsoft.com/office/word/2010/wordprocessingDrawing" xmlns:wp="http://schemas.openxmlformats.org/drawingml/2006/wordprocessingDrawing" xmlns:w10="urn:schemas-microsoft-com:office:word" xmlns:w="http://schemas.openxmlformats.org/wordprocessingml/2006/main" xmlns:w14="http://schemas.microsoft.com/office/word/2010/wordml" xmlns:w15="http://schemas.microsoft.com/office/word/2012/wordml" xmlns:w16se="http://schemas.microsoft.com/office/word/2015/wordml/symex" xmlns:wpg="http://schemas.microsoft.com/office/word/2010/wordprocessingGroup" xmlns:wpi="http://schemas.microsoft.com/office/word/2010/wordprocessingInk" xmlns:wne="http://schemas.microsoft.com/office/word/2006/wordml" xmlns:wps="http://schemas.microsoft.com/office/word/2010/wordprocessingShape" mc:Ignorable="w14 w15 w16se wp14">
+<w:footnotes xmlns:wpc="http://schemas.microsoft.com/office/word/2010/wordprocessingCanvas" xmlns:cx="http://schemas.microsoft.com/office/drawing/2014/chartex" xmlns:cx1="http://schemas.microsoft.com/office/drawing/2015/9/8/chartex" xmlns:cx2="http://schemas.microsoft.com/office/drawing/2015/10/21/chartex" xmlns:cx3="http://schemas.microsoft.com/office/drawing/2016/5/9/chartex" xmlns:cx4="http://schemas.microsoft.com/office/drawing/2016/5/10/chartex" xmlns:cx5="http://schemas.microsoft.com/office/drawing/2016/5/11/chartex" xmlns:cx6="http://schemas.microsoft.com/office/drawing/2016/5/12/chartex" xmlns:cx7="http://schemas.microsoft.com/office/drawing/2016/5/13/chartex" xmlns:cx8="http://schemas.microsoft.com/office/drawing/2016/5/14/chartex" xmlns:mc="http://schemas.openxmlformats.org/markup-compatibility/2006" xmlns:aink="http://schemas.microsoft.com/office/drawing/2016/ink" xmlns:am3d="http://schemas.microsoft.com/office/drawing/2017/model3d" xmlns:o="urn:schemas-microsoft-com:office:office" xmlns:oel="http://schemas.microsoft.com/office/2019/extlst" xmlns:r="http://schemas.openxmlformats.org/officeDocument/2006/relationships" xmlns:m="http://schemas.openxmlformats.org/officeDocument/2006/math" xmlns:v="urn:schemas-microsoft-com:vml" xmlns:wp14="http://schemas.microsoft.com/office/word/2010/wordprocessingDrawing" xmlns:wp="http://schemas.openxmlformats.org/drawingml/2006/wordprocessingDrawing" xmlns:w10="urn:schemas-microsoft-com:office:word" xmlns:w="http://schemas.openxmlformats.org/wordprocessingml/2006/main" xmlns:w14="http://schemas.microsoft.com/office/word/2010/wordml" xmlns:w15="http://schemas.microsoft.com/office/word/2012/wordml" xmlns:w16cex="http://schemas.microsoft.com/office/word/2018/wordml/cex" xmlns:w16cid="http://schemas.microsoft.com/office/word/2016/wordml/cid" xmlns:w16="http://schemas.microsoft.com/office/word/2018/wordml" xmlns:w16du="http://schemas.microsoft.com/office/word/2023/wordml/word16du" xmlns:w16sdtdh="http://schemas.microsoft.com/office/word/2020/wordml/sdtdatahash" xmlns:w16sdtfl="http://schemas.microsoft.com/office/word/2024/wordml/sdtformatlock" xmlns:w16se="http://schemas.microsoft.com/office/word/2015/wordml/symex" xmlns:wpg="http://schemas.microsoft.com/office/word/2010/wordprocessingGroup" xmlns:wpi="http://schemas.microsoft.com/office/word/2010/wordprocessingInk" xmlns:wne="http://schemas.microsoft.com/office/word/2006/wordml" xmlns:wps="http://schemas.microsoft.com/office/word/2010/wordprocessingShape" mc:Ignorable="w14 w15 w16se w16cid w16 w16cex w16sdtdh w16sdtfl w16du wp14">
   <w:footnote w:type="separator" w:id="-1">
     <w:p>
       <w:pPr>
@@ -3555,7 +3469,7 @@
 </file>
 
 <file path=word/header1.xml><?xml version="1.0" encoding="utf-8"?>
-<w:hdr xmlns:wpc="http://schemas.microsoft.com/office/word/2010/wordprocessingCanvas" xmlns:cx="http://schemas.microsoft.com/office/drawing/2014/chartex" xmlns:cx1="http://schemas.microsoft.com/office/drawing/2015/9/8/chartex" xmlns:mc="http://schemas.openxmlformats.org/markup-compatibility/2006" xmlns:o="urn:schemas-microsoft-com:office:office" xmlns:r="http://schemas.openxmlformats.org/officeDocument/2006/relationships" xmlns:m="http://schemas.openxmlformats.org/officeDocument/2006/math" xmlns:v="urn:schemas-microsoft-com:vml" xmlns:wp14="http://schemas.microsoft.com/office/word/2010/wordprocessingDrawing" xmlns:wp="http://schemas.openxmlformats.org/drawingml/2006/wordprocessingDrawing" xmlns:w10="urn:schemas-microsoft-com:office:word" xmlns:w="http://schemas.openxmlformats.org/wordprocessingml/2006/main" xmlns:w14="http://schemas.microsoft.com/office/word/2010/wordml" xmlns:w15="http://schemas.microsoft.com/office/word/2012/wordml" xmlns:w16se="http://schemas.microsoft.com/office/word/2015/wordml/symex" xmlns:wpg="http://schemas.microsoft.com/office/word/2010/wordprocessingGroup" xmlns:wpi="http://schemas.microsoft.com/office/word/2010/wordprocessingInk" xmlns:wne="http://schemas.microsoft.com/office/word/2006/wordml" xmlns:wps="http://schemas.microsoft.com/office/word/2010/wordprocessingShape" mc:Ignorable="w14 w15 w16se wp14">
+<w:hdr xmlns:wpc="http://schemas.microsoft.com/office/word/2010/wordprocessingCanvas" xmlns:cx="http://schemas.microsoft.com/office/drawing/2014/chartex" xmlns:cx1="http://schemas.microsoft.com/office/drawing/2015/9/8/chartex" xmlns:cx2="http://schemas.microsoft.com/office/drawing/2015/10/21/chartex" xmlns:cx3="http://schemas.microsoft.com/office/drawing/2016/5/9/chartex" xmlns:cx4="http://schemas.microsoft.com/office/drawing/2016/5/10/chartex" xmlns:cx5="http://schemas.microsoft.com/office/drawing/2016/5/11/chartex" xmlns:cx6="http://schemas.microsoft.com/office/drawing/2016/5/12/chartex" xmlns:cx7="http://schemas.microsoft.com/office/drawing/2016/5/13/chartex" xmlns:cx8="http://schemas.microsoft.com/office/drawing/2016/5/14/chartex" xmlns:mc="http://schemas.openxmlformats.org/markup-compatibility/2006" xmlns:aink="http://schemas.microsoft.com/office/drawing/2016/ink" xmlns:am3d="http://schemas.microsoft.com/office/drawing/2017/model3d" xmlns:o="urn:schemas-microsoft-com:office:office" xmlns:oel="http://schemas.microsoft.com/office/2019/extlst" xmlns:r="http://schemas.openxmlformats.org/officeDocument/2006/relationships" xmlns:m="http://schemas.openxmlformats.org/officeDocument/2006/math" xmlns:v="urn:schemas-microsoft-com:vml" xmlns:wp14="http://schemas.microsoft.com/office/word/2010/wordprocessingDrawing" xmlns:wp="http://schemas.openxmlformats.org/drawingml/2006/wordprocessingDrawing" xmlns:w10="urn:schemas-microsoft-com:office:word" xmlns:w="http://schemas.openxmlformats.org/wordprocessingml/2006/main" xmlns:w14="http://schemas.microsoft.com/office/word/2010/wordml" xmlns:w15="http://schemas.microsoft.com/office/word/2012/wordml" xmlns:w16cex="http://schemas.microsoft.com/office/word/2018/wordml/cex" xmlns:w16cid="http://schemas.microsoft.com/office/word/2016/wordml/cid" xmlns:w16="http://schemas.microsoft.com/office/word/2018/wordml" xmlns:w16du="http://schemas.microsoft.com/office/word/2023/wordml/word16du" xmlns:w16sdtdh="http://schemas.microsoft.com/office/word/2020/wordml/sdtdatahash" xmlns:w16sdtfl="http://schemas.microsoft.com/office/word/2024/wordml/sdtformatlock" xmlns:w16se="http://schemas.microsoft.com/office/word/2015/wordml/symex" xmlns:wpg="http://schemas.microsoft.com/office/word/2010/wordprocessingGroup" xmlns:wpi="http://schemas.microsoft.com/office/word/2010/wordprocessingInk" xmlns:wne="http://schemas.microsoft.com/office/word/2006/wordml" xmlns:wps="http://schemas.microsoft.com/office/word/2010/wordprocessingShape" mc:Ignorable="w14 w15 w16se w16cid w16 w16cex w16sdtdh w16sdtfl w16du wp14">
   <w:p>
     <w:pPr>
       <w:pStyle w:val="Header"/>
@@ -3566,7 +3480,7 @@
 </file>
 
 <file path=word/numbering.xml><?xml version="1.0" encoding="utf-8"?>
-<w:numbering xmlns:wpc="http://schemas.microsoft.com/office/word/2010/wordprocessingCanvas" xmlns:cx="http://schemas.microsoft.com/office/drawing/2014/chartex" xmlns:cx1="http://schemas.microsoft.com/office/drawing/2015/9/8/chartex" xmlns:mc="http://schemas.openxmlformats.org/markup-compatibility/2006" xmlns:o="urn:schemas-microsoft-com:office:office" xmlns:r="http://schemas.openxmlformats.org/officeDocument/2006/relationships" xmlns:m="http://schemas.openxmlformats.org/officeDocument/2006/math" xmlns:v="urn:schemas-microsoft-com:vml" xmlns:wp14="http://schemas.microsoft.com/office/word/2010/wordprocessingDrawing" xmlns:wp="http://schemas.openxmlformats.org/drawingml/2006/wordprocessingDrawing" xmlns:w10="urn:schemas-microsoft-com:office:word" xmlns:w="http://schemas.openxmlformats.org/wordprocessingml/2006/main" xmlns:w14="http://schemas.microsoft.com/office/word/2010/wordml" xmlns:w15="http://schemas.microsoft.com/office/word/2012/wordml" xmlns:w16se="http://schemas.microsoft.com/office/word/2015/wordml/symex" xmlns:wpg="http://schemas.microsoft.com/office/word/2010/wordprocessingGroup" xmlns:wpi="http://schemas.microsoft.com/office/word/2010/wordprocessingInk" xmlns:wne="http://schemas.microsoft.com/office/word/2006/wordml" xmlns:wps="http://schemas.microsoft.com/office/word/2010/wordprocessingShape" mc:Ignorable="w14 w15 w16se wp14">
+<w:numbering xmlns:wpc="http://schemas.microsoft.com/office/word/2010/wordprocessingCanvas" xmlns:cx="http://schemas.microsoft.com/office/drawing/2014/chartex" xmlns:cx1="http://schemas.microsoft.com/office/drawing/2015/9/8/chartex" xmlns:cx2="http://schemas.microsoft.com/office/drawing/2015/10/21/chartex" xmlns:cx3="http://schemas.microsoft.com/office/drawing/2016/5/9/chartex" xmlns:cx4="http://schemas.microsoft.com/office/drawing/2016/5/10/chartex" xmlns:cx5="http://schemas.microsoft.com/office/drawing/2016/5/11/chartex" xmlns:cx6="http://schemas.microsoft.com/office/drawing/2016/5/12/chartex" xmlns:cx7="http://schemas.microsoft.com/office/drawing/2016/5/13/chartex" xmlns:cx8="http://schemas.microsoft.com/office/drawing/2016/5/14/chartex" xmlns:mc="http://schemas.openxmlformats.org/markup-compatibility/2006" xmlns:aink="http://schemas.microsoft.com/office/drawing/2016/ink" xmlns:am3d="http://schemas.microsoft.com/office/drawing/2017/model3d" xmlns:o="urn:schemas-microsoft-com:office:office" xmlns:oel="http://schemas.microsoft.com/office/2019/extlst" xmlns:r="http://schemas.openxmlformats.org/officeDocument/2006/relationships" xmlns:m="http://schemas.openxmlformats.org/officeDocument/2006/math" xmlns:v="urn:schemas-microsoft-com:vml" xmlns:wp14="http://schemas.microsoft.com/office/word/2010/wordprocessingDrawing" xmlns:wp="http://schemas.openxmlformats.org/drawingml/2006/wordprocessingDrawing" xmlns:w10="urn:schemas-microsoft-com:office:word" xmlns:w="http://schemas.openxmlformats.org/wordprocessingml/2006/main" xmlns:w14="http://schemas.microsoft.com/office/word/2010/wordml" xmlns:w15="http://schemas.microsoft.com/office/word/2012/wordml" xmlns:w16cex="http://schemas.microsoft.com/office/word/2018/wordml/cex" xmlns:w16cid="http://schemas.microsoft.com/office/word/2016/wordml/cid" xmlns:w16="http://schemas.microsoft.com/office/word/2018/wordml" xmlns:w16du="http://schemas.microsoft.com/office/word/2023/wordml/word16du" xmlns:w16sdtdh="http://schemas.microsoft.com/office/word/2020/wordml/sdtdatahash" xmlns:w16sdtfl="http://schemas.microsoft.com/office/word/2024/wordml/sdtformatlock" xmlns:w16se="http://schemas.microsoft.com/office/word/2015/wordml/symex" xmlns:wpg="http://schemas.microsoft.com/office/word/2010/wordprocessingGroup" xmlns:wpi="http://schemas.microsoft.com/office/word/2010/wordprocessingInk" xmlns:wne="http://schemas.microsoft.com/office/word/2006/wordml" xmlns:wps="http://schemas.microsoft.com/office/word/2010/wordprocessingShape" mc:Ignorable="w14 w15 w16se w16cid w16 w16cex w16sdtdh w16sdtfl w16du wp14">
   <w:abstractNum w:abstractNumId="0" w15:restartNumberingAfterBreak="0">
     <w:nsid w:val="0616378E"/>
     <w:multiLevelType w:val="hybridMultilevel"/>
@@ -4114,13 +4028,13 @@
       </w:pPr>
     </w:lvl>
   </w:abstractNum>
-  <w:num w:numId="1">
+  <w:num w:numId="1" w16cid:durableId="1460565185">
     <w:abstractNumId w:val="4"/>
   </w:num>
-  <w:num w:numId="2">
+  <w:num w:numId="2" w16cid:durableId="1787263914">
     <w:abstractNumId w:val="3"/>
   </w:num>
-  <w:num w:numId="3">
+  <w:num w:numId="3" w16cid:durableId="1013798751">
     <w:abstractNumId w:val="3"/>
     <w:lvlOverride w:ilvl="0">
       <w:startOverride w:val="1"/>
@@ -4150,20 +4064,20 @@
       <w:startOverride w:val="1"/>
     </w:lvlOverride>
   </w:num>
-  <w:num w:numId="4">
+  <w:num w:numId="4" w16cid:durableId="2095710716">
     <w:abstractNumId w:val="0"/>
   </w:num>
-  <w:num w:numId="5">
+  <w:num w:numId="5" w16cid:durableId="260575468">
     <w:abstractNumId w:val="1"/>
   </w:num>
-  <w:num w:numId="6">
+  <w:num w:numId="6" w16cid:durableId="1006707679">
     <w:abstractNumId w:val="2"/>
   </w:num>
 </w:numbering>
 </file>
 
 <file path=word/styles.xml><?xml version="1.0" encoding="utf-8"?>
-<w:styles xmlns:mc="http://schemas.openxmlformats.org/markup-compatibility/2006" xmlns:r="http://schemas.openxmlformats.org/officeDocument/2006/relationships" xmlns:w="http://schemas.openxmlformats.org/wordprocessingml/2006/main" xmlns:w14="http://schemas.microsoft.com/office/word/2010/wordml" xmlns:w15="http://schemas.microsoft.com/office/word/2012/wordml" xmlns:w16se="http://schemas.microsoft.com/office/word/2015/wordml/symex" mc:Ignorable="w14 w15 w16se">
+<w:styles xmlns:mc="http://schemas.openxmlformats.org/markup-compatibility/2006" xmlns:r="http://schemas.openxmlformats.org/officeDocument/2006/relationships" xmlns:w="http://schemas.openxmlformats.org/wordprocessingml/2006/main" xmlns:w14="http://schemas.microsoft.com/office/word/2010/wordml" xmlns:w15="http://schemas.microsoft.com/office/word/2012/wordml" xmlns:w16cex="http://schemas.microsoft.com/office/word/2018/wordml/cex" xmlns:w16cid="http://schemas.microsoft.com/office/word/2016/wordml/cid" xmlns:w16="http://schemas.microsoft.com/office/word/2018/wordml" xmlns:w16du="http://schemas.microsoft.com/office/word/2023/wordml/word16du" xmlns:w16sdtdh="http://schemas.microsoft.com/office/word/2020/wordml/sdtdatahash" xmlns:w16sdtfl="http://schemas.microsoft.com/office/word/2024/wordml/sdtformatlock" xmlns:w16se="http://schemas.microsoft.com/office/word/2015/wordml/symex" mc:Ignorable="w14 w15 w16se w16cid w16 w16cex w16sdtdh w16sdtfl w16du">
   <w:docDefaults>
     <w:rPrDefault>
       <w:rPr>
@@ -4179,7 +4093,7 @@
       </w:pPr>
     </w:pPrDefault>
   </w:docDefaults>
-  <w:latentStyles w:defLockedState="0" w:defUIPriority="99" w:defSemiHidden="0" w:defUnhideWhenUsed="0" w:defQFormat="0" w:count="371">
+  <w:latentStyles w:defLockedState="0" w:defUIPriority="99" w:defSemiHidden="0" w:defUnhideWhenUsed="0" w:defQFormat="0" w:count="376">
     <w:lsdException w:name="Normal" w:uiPriority="0" w:qFormat="1"/>
     <w:lsdException w:name="heading 1" w:uiPriority="9" w:qFormat="1"/>
     <w:lsdException w:name="heading 2" w:semiHidden="1" w:uiPriority="9" w:unhideWhenUsed="1" w:qFormat="1"/>
@@ -4551,6 +4465,11 @@
     <w:lsdException w:name="List Table 5 Dark Accent 6" w:uiPriority="50"/>
     <w:lsdException w:name="List Table 6 Colorful Accent 6" w:uiPriority="51"/>
     <w:lsdException w:name="List Table 7 Colorful Accent 6" w:uiPriority="52"/>
+    <w:lsdException w:name="Mention" w:semiHidden="1" w:unhideWhenUsed="1"/>
+    <w:lsdException w:name="Smart Hyperlink" w:semiHidden="1" w:unhideWhenUsed="1"/>
+    <w:lsdException w:name="Hashtag" w:semiHidden="1" w:unhideWhenUsed="1"/>
+    <w:lsdException w:name="Unresolved Mention" w:semiHidden="1" w:unhideWhenUsed="1"/>
+    <w:lsdException w:name="Smart Link" w:semiHidden="1" w:unhideWhenUsed="1"/>
   </w:latentStyles>
   <w:style w:type="paragraph" w:default="1" w:styleId="Normal">
     <w:name w:val="Normal"/>

--- a/CÔNG TY TNHH MTV CỬU LONG FURNITURE/CuuLong_ThaydoiCSH/Mẫu số 12_DeNghiThayDoi.docx
+++ b/CÔNG TY TNHH MTV CỬU LONG FURNITURE/CuuLong_ThaydoiCSH/Mẫu số 12_DeNghiThayDoi.docx
@@ -1,6 +1,6 @@
 
 <file path=word/document.xml><?xml version="1.0" encoding="utf-8"?>
-<w:document xmlns:wpc="http://schemas.microsoft.com/office/word/2010/wordprocessingCanvas" xmlns:cx="http://schemas.microsoft.com/office/drawing/2014/chartex" xmlns:cx1="http://schemas.microsoft.com/office/drawing/2015/9/8/chartex" xmlns:cx2="http://schemas.microsoft.com/office/drawing/2015/10/21/chartex" xmlns:cx3="http://schemas.microsoft.com/office/drawing/2016/5/9/chartex" xmlns:cx4="http://schemas.microsoft.com/office/drawing/2016/5/10/chartex" xmlns:cx5="http://schemas.microsoft.com/office/drawing/2016/5/11/chartex" xmlns:cx6="http://schemas.microsoft.com/office/drawing/2016/5/12/chartex" xmlns:cx7="http://schemas.microsoft.com/office/drawing/2016/5/13/chartex" xmlns:cx8="http://schemas.microsoft.com/office/drawing/2016/5/14/chartex" xmlns:mc="http://schemas.openxmlformats.org/markup-compatibility/2006" xmlns:aink="http://schemas.microsoft.com/office/drawing/2016/ink" xmlns:am3d="http://schemas.microsoft.com/office/drawing/2017/model3d" xmlns:o="urn:schemas-microsoft-com:office:office" xmlns:oel="http://schemas.microsoft.com/office/2019/extlst" xmlns:r="http://schemas.openxmlformats.org/officeDocument/2006/relationships" xmlns:m="http://schemas.openxmlformats.org/officeDocument/2006/math" xmlns:v="urn:schemas-microsoft-com:vml" xmlns:wp14="http://schemas.microsoft.com/office/word/2010/wordprocessingDrawing" xmlns:wp="http://schemas.openxmlformats.org/drawingml/2006/wordprocessingDrawing" xmlns:w10="urn:schemas-microsoft-com:office:word" xmlns:w="http://schemas.openxmlformats.org/wordprocessingml/2006/main" xmlns:w14="http://schemas.microsoft.com/office/word/2010/wordml" xmlns:w15="http://schemas.microsoft.com/office/word/2012/wordml" xmlns:w16cex="http://schemas.microsoft.com/office/word/2018/wordml/cex" xmlns:w16cid="http://schemas.microsoft.com/office/word/2016/wordml/cid" xmlns:w16="http://schemas.microsoft.com/office/word/2018/wordml" xmlns:w16du="http://schemas.microsoft.com/office/word/2023/wordml/word16du" xmlns:w16sdtdh="http://schemas.microsoft.com/office/word/2020/wordml/sdtdatahash" xmlns:w16sdtfl="http://schemas.microsoft.com/office/word/2024/wordml/sdtformatlock" xmlns:w16se="http://schemas.microsoft.com/office/word/2015/wordml/symex" xmlns:wpg="http://schemas.microsoft.com/office/word/2010/wordprocessingGroup" xmlns:wpi="http://schemas.microsoft.com/office/word/2010/wordprocessingInk" xmlns:wne="http://schemas.microsoft.com/office/word/2006/wordml" xmlns:wps="http://schemas.microsoft.com/office/word/2010/wordprocessingShape" mc:Ignorable="w14 w15 w16se w16cid w16 w16cex w16sdtdh w16sdtfl w16du wp14">
+<w:document xmlns:wpc="http://schemas.microsoft.com/office/word/2010/wordprocessingCanvas" xmlns:cx="http://schemas.microsoft.com/office/drawing/2014/chartex" xmlns:cx1="http://schemas.microsoft.com/office/drawing/2015/9/8/chartex" xmlns:mc="http://schemas.openxmlformats.org/markup-compatibility/2006" xmlns:o="urn:schemas-microsoft-com:office:office" xmlns:r="http://schemas.openxmlformats.org/officeDocument/2006/relationships" xmlns:m="http://schemas.openxmlformats.org/officeDocument/2006/math" xmlns:v="urn:schemas-microsoft-com:vml" xmlns:wp14="http://schemas.microsoft.com/office/word/2010/wordprocessingDrawing" xmlns:wp="http://schemas.openxmlformats.org/drawingml/2006/wordprocessingDrawing" xmlns:w10="urn:schemas-microsoft-com:office:word" xmlns:w="http://schemas.openxmlformats.org/wordprocessingml/2006/main" xmlns:w14="http://schemas.microsoft.com/office/word/2010/wordml" xmlns:w15="http://schemas.microsoft.com/office/word/2012/wordml" xmlns:w16se="http://schemas.microsoft.com/office/word/2015/wordml/symex" xmlns:wpg="http://schemas.microsoft.com/office/word/2010/wordprocessingGroup" xmlns:wpi="http://schemas.microsoft.com/office/word/2010/wordprocessingInk" xmlns:wne="http://schemas.microsoft.com/office/word/2006/wordml" xmlns:wps="http://schemas.microsoft.com/office/word/2010/wordprocessingShape" mc:Ignorable="w14 w15 w16se wp14">
   <w:body>
     <w:p>
       <w:pPr>
@@ -175,7 +175,7 @@
                     </wp:anchor>
                   </w:drawing>
                 </mc:Choice>
-                <mc:Fallback>
+                <mc:Fallback xmlns:w16sdtfl="http://schemas.microsoft.com/office/word/2024/wordml/sdtformatlock" xmlns:w16sdtdh="http://schemas.microsoft.com/office/word/2020/wordml/sdtdatahash" xmlns:w16du="http://schemas.microsoft.com/office/word/2023/wordml/word16du" xmlns:w16="http://schemas.microsoft.com/office/word/2018/wordml" xmlns:w16cid="http://schemas.microsoft.com/office/word/2016/wordml/cid" xmlns:w16cex="http://schemas.microsoft.com/office/word/2018/wordml/cex" xmlns:oel="http://schemas.microsoft.com/office/2019/extlst" xmlns:am3d="http://schemas.microsoft.com/office/drawing/2017/model3d" xmlns:aink="http://schemas.microsoft.com/office/drawing/2016/ink" xmlns:cx8="http://schemas.microsoft.com/office/drawing/2016/5/14/chartex" xmlns:cx7="http://schemas.microsoft.com/office/drawing/2016/5/13/chartex" xmlns:cx6="http://schemas.microsoft.com/office/drawing/2016/5/12/chartex" xmlns:cx5="http://schemas.microsoft.com/office/drawing/2016/5/11/chartex" xmlns:cx4="http://schemas.microsoft.com/office/drawing/2016/5/10/chartex" xmlns:cx3="http://schemas.microsoft.com/office/drawing/2016/5/9/chartex" xmlns:cx2="http://schemas.microsoft.com/office/drawing/2015/10/21/chartex">
                   <w:pict>
                     <v:line w14:anchorId="1D12A4BF" id="Line 159" o:spid="_x0000_s1026" style="position:absolute;z-index:251682816;visibility:visible;mso-wrap-style:square;mso-width-percent:0;mso-height-percent:0;mso-wrap-distance-left:9pt;mso-wrap-distance-top:-3e-5mm;mso-wrap-distance-right:9pt;mso-wrap-distance-bottom:-3e-5mm;mso-position-horizontal:center;mso-position-horizontal-relative:margin;mso-position-vertical:absolute;mso-position-vertical-relative:text;mso-width-percent:0;mso-height-percent:0;mso-width-relative:page;mso-height-relative:page" from="0,15.5pt" to="158.75pt,15.5pt" o:gfxdata="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">
                       <w10:wrap anchorx="margin"/>
@@ -279,7 +279,7 @@
                 <w:sz w:val="26"/>
                 <w:szCs w:val="26"/>
               </w:rPr>
-              <w:t>6</w:t>
+              <w:t>7</w:t>
             </w:r>
             <w:r>
               <w:rPr>
@@ -306,8 +306,10 @@
                 <w:sz w:val="26"/>
                 <w:szCs w:val="26"/>
               </w:rPr>
-              <w:t>6</w:t>
+              <w:t>7</w:t>
             </w:r>
+            <w:bookmarkStart w:id="1" w:name="_GoBack"/>
+            <w:bookmarkEnd w:id="1"/>
             <w:r>
               <w:rPr>
                 <w:rFonts w:ascii="Times New Roman" w:eastAsia="Times New Roman" w:hAnsi="Times New Roman" w:cs="Times New Roman"/>
@@ -411,7 +413,7 @@
               </wp:anchor>
             </w:drawing>
           </mc:Choice>
-          <mc:Fallback>
+          <mc:Fallback xmlns:w16sdtfl="http://schemas.microsoft.com/office/word/2024/wordml/sdtformatlock" xmlns:w16sdtdh="http://schemas.microsoft.com/office/word/2020/wordml/sdtdatahash" xmlns:w16du="http://schemas.microsoft.com/office/word/2023/wordml/word16du" xmlns:w16="http://schemas.microsoft.com/office/word/2018/wordml" xmlns:w16cid="http://schemas.microsoft.com/office/word/2016/wordml/cid" xmlns:w16cex="http://schemas.microsoft.com/office/word/2018/wordml/cex" xmlns:oel="http://schemas.microsoft.com/office/2019/extlst" xmlns:am3d="http://schemas.microsoft.com/office/drawing/2017/model3d" xmlns:aink="http://schemas.microsoft.com/office/drawing/2016/ink" xmlns:cx8="http://schemas.microsoft.com/office/drawing/2016/5/14/chartex" xmlns:cx7="http://schemas.microsoft.com/office/drawing/2016/5/13/chartex" xmlns:cx6="http://schemas.microsoft.com/office/drawing/2016/5/12/chartex" xmlns:cx5="http://schemas.microsoft.com/office/drawing/2016/5/11/chartex" xmlns:cx4="http://schemas.microsoft.com/office/drawing/2016/5/10/chartex" xmlns:cx3="http://schemas.microsoft.com/office/drawing/2016/5/9/chartex" xmlns:cx2="http://schemas.microsoft.com/office/drawing/2015/10/21/chartex">
             <w:pict>
               <v:line w14:anchorId="70E5418D" id="Straight Connector 1" o:spid="_x0000_s1026" style="position:absolute;z-index:251683840;visibility:visible;mso-wrap-style:square;mso-width-percent:0;mso-wrap-distance-left:9pt;mso-wrap-distance-top:0;mso-wrap-distance-right:9pt;mso-wrap-distance-bottom:0;mso-position-horizontal:center;mso-position-horizontal-relative:margin;mso-position-vertical:absolute;mso-position-vertical-relative:text;mso-width-percent:0;mso-width-relative:margin" from="0,66.95pt" to="111.65pt,66.95pt" o:gfxdata="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" strokecolor="windowText" strokeweight=".5pt">
                 <v:stroke joinstyle="miter"/>
@@ -440,7 +442,7 @@
         <w:br/>
         <w:t xml:space="preserve">Đăng ký </w:t>
       </w:r>
-      <w:bookmarkStart w:id="1" w:name="_Hlk174028475"/>
+      <w:bookmarkStart w:id="2" w:name="_Hlk174028475"/>
       <w:r>
         <w:rPr>
           <w:rFonts w:ascii="Times New Roman" w:eastAsia="Calibri" w:hAnsi="Times New Roman" w:cs="Times New Roman"/>
@@ -450,7 +452,7 @@
         </w:rPr>
         <w:t>thay đổi nội dung Giấy chứng nhận đăng ký doanh nghiệp</w:t>
       </w:r>
-      <w:bookmarkEnd w:id="1"/>
+      <w:bookmarkEnd w:id="2"/>
       <w:r>
         <w:rPr>
           <w:rFonts w:ascii="Times New Roman" w:eastAsia="Calibri" w:hAnsi="Times New Roman" w:cs="Times New Roman"/>
@@ -1166,7 +1168,7 @@
           <w:szCs w:val="28"/>
         </w:rPr>
       </w:pPr>
-      <w:bookmarkStart w:id="2" w:name="_Hlk177941427"/>
+      <w:bookmarkStart w:id="3" w:name="_Hlk177941427"/>
       <w:r>
         <w:rPr>
           <w:rFonts w:ascii="Times New Roman" w:eastAsia="Calibri" w:hAnsi="Times New Roman" w:cs="Times New Roman"/>
@@ -1184,9 +1186,9 @@
         </w:rPr>
         <w:t>Doanh nghiệp chọn và kê khai vào trang tương ứng với nội dung đăng ký/</w:t>
       </w:r>
-      <w:bookmarkStart w:id="3" w:name="_Hlk177941461"/>
-    </w:p>
-    <w:bookmarkEnd w:id="3"/>
+      <w:bookmarkStart w:id="4" w:name="_Hlk177941461"/>
+    </w:p>
+    <w:bookmarkEnd w:id="4"/>
     <w:p>
       <w:pPr>
         <w:tabs>
@@ -1218,7 +1220,7 @@
         </w:rPr>
         <w:t>)</w:t>
       </w:r>
-      <w:bookmarkEnd w:id="2"/>
+      <w:bookmarkEnd w:id="3"/>
     </w:p>
     <w:p>
       <w:pPr>
@@ -1300,7 +1302,7 @@
               </wp:anchor>
             </w:drawing>
           </mc:Choice>
-          <mc:Fallback>
+          <mc:Fallback xmlns:w16sdtfl="http://schemas.microsoft.com/office/word/2024/wordml/sdtformatlock" xmlns:w16sdtdh="http://schemas.microsoft.com/office/word/2020/wordml/sdtdatahash" xmlns:w16du="http://schemas.microsoft.com/office/word/2023/wordml/word16du" xmlns:w16="http://schemas.microsoft.com/office/word/2018/wordml" xmlns:w16cid="http://schemas.microsoft.com/office/word/2016/wordml/cid" xmlns:w16cex="http://schemas.microsoft.com/office/word/2018/wordml/cex" xmlns:oel="http://schemas.microsoft.com/office/2019/extlst" xmlns:am3d="http://schemas.microsoft.com/office/drawing/2017/model3d" xmlns:aink="http://schemas.microsoft.com/office/drawing/2016/ink" xmlns:cx8="http://schemas.microsoft.com/office/drawing/2016/5/14/chartex" xmlns:cx7="http://schemas.microsoft.com/office/drawing/2016/5/13/chartex" xmlns:cx6="http://schemas.microsoft.com/office/drawing/2016/5/12/chartex" xmlns:cx5="http://schemas.microsoft.com/office/drawing/2016/5/11/chartex" xmlns:cx4="http://schemas.microsoft.com/office/drawing/2016/5/10/chartex" xmlns:cx3="http://schemas.microsoft.com/office/drawing/2016/5/9/chartex" xmlns:cx2="http://schemas.microsoft.com/office/drawing/2015/10/21/chartex">
             <w:pict>
               <v:rect w14:anchorId="150B91A8" id="Rectangle 800" o:spid="_x0000_s1026" style="position:absolute;margin-left:398.8pt;margin-top:62.75pt;width:20.15pt;height:15.95pt;z-index:251665408;visibility:visible;mso-wrap-style:none;mso-width-percent:0;mso-height-percent:0;mso-wrap-distance-left:9pt;mso-wrap-distance-top:0;mso-wrap-distance-right:9pt;mso-wrap-distance-bottom:0;mso-position-horizontal:absolute;mso-position-horizontal-relative:text;mso-position-vertical:absolute;mso-position-vertical-relative:text;mso-width-percent:0;mso-height-percent:0;mso-width-relative:page;mso-height-relative:page;v-text-anchor:middle" o:gfxdata="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" strokeweight=".26mm">
                 <v:stroke endcap="square"/>
@@ -1375,7 +1377,7 @@
               </wp:anchor>
             </w:drawing>
           </mc:Choice>
-          <mc:Fallback>
+          <mc:Fallback xmlns:w16sdtfl="http://schemas.microsoft.com/office/word/2024/wordml/sdtformatlock" xmlns:w16sdtdh="http://schemas.microsoft.com/office/word/2020/wordml/sdtdatahash" xmlns:w16du="http://schemas.microsoft.com/office/word/2023/wordml/word16du" xmlns:w16="http://schemas.microsoft.com/office/word/2018/wordml" xmlns:w16cid="http://schemas.microsoft.com/office/word/2016/wordml/cid" xmlns:w16cex="http://schemas.microsoft.com/office/word/2018/wordml/cex" xmlns:oel="http://schemas.microsoft.com/office/2019/extlst" xmlns:am3d="http://schemas.microsoft.com/office/drawing/2017/model3d" xmlns:aink="http://schemas.microsoft.com/office/drawing/2016/ink" xmlns:cx8="http://schemas.microsoft.com/office/drawing/2016/5/14/chartex" xmlns:cx7="http://schemas.microsoft.com/office/drawing/2016/5/13/chartex" xmlns:cx6="http://schemas.microsoft.com/office/drawing/2016/5/12/chartex" xmlns:cx5="http://schemas.microsoft.com/office/drawing/2016/5/11/chartex" xmlns:cx4="http://schemas.microsoft.com/office/drawing/2016/5/10/chartex" xmlns:cx3="http://schemas.microsoft.com/office/drawing/2016/5/9/chartex" xmlns:cx2="http://schemas.microsoft.com/office/drawing/2015/10/21/chartex">
             <w:pict>
               <v:rect w14:anchorId="3C0D0F71" id="Rectangle 826" o:spid="_x0000_s1026" style="position:absolute;margin-left:398.8pt;margin-top:86.4pt;width:20.15pt;height:15.95pt;z-index:251666432;visibility:visible;mso-wrap-style:none;mso-width-percent:0;mso-height-percent:0;mso-wrap-distance-left:9pt;mso-wrap-distance-top:0;mso-wrap-distance-right:9pt;mso-wrap-distance-bottom:0;mso-position-horizontal:absolute;mso-position-horizontal-relative:text;mso-position-vertical:absolute;mso-position-vertical-relative:text;mso-width-percent:0;mso-height-percent:0;mso-width-relative:page;mso-height-relative:page;v-text-anchor:middle" o:gfxdata="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" strokeweight=".26mm">
                 <v:stroke endcap="square"/>
@@ -1844,7 +1846,7 @@
               </wp:anchor>
             </w:drawing>
           </mc:Choice>
-          <mc:Fallback>
+          <mc:Fallback xmlns:w16sdtfl="http://schemas.microsoft.com/office/word/2024/wordml/sdtformatlock" xmlns:w16sdtdh="http://schemas.microsoft.com/office/word/2020/wordml/sdtdatahash" xmlns:w16du="http://schemas.microsoft.com/office/word/2023/wordml/word16du" xmlns:w16="http://schemas.microsoft.com/office/word/2018/wordml" xmlns:w16cid="http://schemas.microsoft.com/office/word/2016/wordml/cid" xmlns:w16cex="http://schemas.microsoft.com/office/word/2018/wordml/cex" xmlns:oel="http://schemas.microsoft.com/office/2019/extlst" xmlns:am3d="http://schemas.microsoft.com/office/drawing/2017/model3d" xmlns:aink="http://schemas.microsoft.com/office/drawing/2016/ink" xmlns:cx8="http://schemas.microsoft.com/office/drawing/2016/5/14/chartex" xmlns:cx7="http://schemas.microsoft.com/office/drawing/2016/5/13/chartex" xmlns:cx6="http://schemas.microsoft.com/office/drawing/2016/5/12/chartex" xmlns:cx5="http://schemas.microsoft.com/office/drawing/2016/5/11/chartex" xmlns:cx4="http://schemas.microsoft.com/office/drawing/2016/5/10/chartex" xmlns:cx3="http://schemas.microsoft.com/office/drawing/2016/5/9/chartex" xmlns:cx2="http://schemas.microsoft.com/office/drawing/2015/10/21/chartex">
             <w:pict>
               <v:group w14:anchorId="436920A7" id="Group 1" o:spid="_x0000_s1026" style="position:absolute;left:0;text-align:left;margin-left:68.7pt;margin-top:47.7pt;width:128.25pt;height:26.25pt;z-index:251676672;mso-width-relative:margin;mso-height-relative:margin" coordsize="14332,1771" o:gfxdata="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">
                 <v:shapetype id="_x0000_t202" coordsize="21600,21600" o:spt="202" path="m,l,21600r21600,l21600,xe">
@@ -1881,7 +1883,7 @@
         </w:rPr>
         <w:t xml:space="preserve">- Doanh </w:t>
       </w:r>
-      <w:bookmarkStart w:id="4" w:name="_Hlk177941472"/>
+      <w:bookmarkStart w:id="5" w:name="_Hlk177941472"/>
       <w:r>
         <w:rPr>
           <w:rFonts w:ascii="Times New Roman" w:eastAsia="Calibri" w:hAnsi="Times New Roman" w:cs="Times New Roman"/>
@@ -1913,7 +1915,7 @@
         <w:t xml:space="preserve">              Không</w:t>
       </w:r>
     </w:p>
-    <w:bookmarkEnd w:id="4"/>
+    <w:bookmarkEnd w:id="5"/>
     <w:p>
       <w:pPr>
         <w:spacing w:before="120" w:after="120" w:line="240" w:lineRule="auto"/>
@@ -2721,7 +2723,7 @@
               </wp:anchor>
             </w:drawing>
           </mc:Choice>
-          <mc:Fallback>
+          <mc:Fallback xmlns:w16sdtfl="http://schemas.microsoft.com/office/word/2024/wordml/sdtformatlock" xmlns:w16sdtdh="http://schemas.microsoft.com/office/word/2020/wordml/sdtdatahash" xmlns:w16du="http://schemas.microsoft.com/office/word/2023/wordml/word16du" xmlns:w16="http://schemas.microsoft.com/office/word/2018/wordml" xmlns:w16cid="http://schemas.microsoft.com/office/word/2016/wordml/cid" xmlns:w16cex="http://schemas.microsoft.com/office/word/2018/wordml/cex" xmlns:oel="http://schemas.microsoft.com/office/2019/extlst" xmlns:am3d="http://schemas.microsoft.com/office/drawing/2017/model3d" xmlns:aink="http://schemas.microsoft.com/office/drawing/2016/ink" xmlns:cx8="http://schemas.microsoft.com/office/drawing/2016/5/14/chartex" xmlns:cx7="http://schemas.microsoft.com/office/drawing/2016/5/13/chartex" xmlns:cx6="http://schemas.microsoft.com/office/drawing/2016/5/12/chartex" xmlns:cx5="http://schemas.microsoft.com/office/drawing/2016/5/11/chartex" xmlns:cx4="http://schemas.microsoft.com/office/drawing/2016/5/10/chartex" xmlns:cx3="http://schemas.microsoft.com/office/drawing/2016/5/9/chartex" xmlns:cx2="http://schemas.microsoft.com/office/drawing/2015/10/21/chartex">
             <w:pict>
               <v:rect w14:anchorId="2B3BC33A" id="Rectangle 577" o:spid="_x0000_s1034" style="position:absolute;left:0;text-align:left;margin-left:7.2pt;margin-top:-.55pt;width:19.05pt;height:16.95pt;z-index:251662336;visibility:visible;mso-wrap-style:square;mso-width-percent:0;mso-height-percent:0;mso-wrap-distance-left:9pt;mso-wrap-distance-top:0;mso-wrap-distance-right:9pt;mso-wrap-distance-bottom:0;mso-position-horizontal:absolute;mso-position-horizontal-relative:text;mso-position-vertical:absolute;mso-position-vertical-relative:text;mso-width-percent:0;mso-height-percent:0;mso-width-relative:page;mso-height-relative:page;v-text-anchor:top" o:gfxdata="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">
                 <v:textbox>
@@ -3296,7 +3298,7 @@
 </file>
 
 <file path=word/endnotes.xml><?xml version="1.0" encoding="utf-8"?>
-<w:endnotes xmlns:wpc="http://schemas.microsoft.com/office/word/2010/wordprocessingCanvas" xmlns:cx="http://schemas.microsoft.com/office/drawing/2014/chartex" xmlns:cx1="http://schemas.microsoft.com/office/drawing/2015/9/8/chartex" xmlns:cx2="http://schemas.microsoft.com/office/drawing/2015/10/21/chartex" xmlns:cx3="http://schemas.microsoft.com/office/drawing/2016/5/9/chartex" xmlns:cx4="http://schemas.microsoft.com/office/drawing/2016/5/10/chartex" xmlns:cx5="http://schemas.microsoft.com/office/drawing/2016/5/11/chartex" xmlns:cx6="http://schemas.microsoft.com/office/drawing/2016/5/12/chartex" xmlns:cx7="http://schemas.microsoft.com/office/drawing/2016/5/13/chartex" xmlns:cx8="http://schemas.microsoft.com/office/drawing/2016/5/14/chartex" xmlns:mc="http://schemas.openxmlformats.org/markup-compatibility/2006" xmlns:aink="http://schemas.microsoft.com/office/drawing/2016/ink" xmlns:am3d="http://schemas.microsoft.com/office/drawing/2017/model3d" xmlns:o="urn:schemas-microsoft-com:office:office" xmlns:oel="http://schemas.microsoft.com/office/2019/extlst" xmlns:r="http://schemas.openxmlformats.org/officeDocument/2006/relationships" xmlns:m="http://schemas.openxmlformats.org/officeDocument/2006/math" xmlns:v="urn:schemas-microsoft-com:vml" xmlns:wp14="http://schemas.microsoft.com/office/word/2010/wordprocessingDrawing" xmlns:wp="http://schemas.openxmlformats.org/drawingml/2006/wordprocessingDrawing" xmlns:w10="urn:schemas-microsoft-com:office:word" xmlns:w="http://schemas.openxmlformats.org/wordprocessingml/2006/main" xmlns:w14="http://schemas.microsoft.com/office/word/2010/wordml" xmlns:w15="http://schemas.microsoft.com/office/word/2012/wordml" xmlns:w16cex="http://schemas.microsoft.com/office/word/2018/wordml/cex" xmlns:w16cid="http://schemas.microsoft.com/office/word/2016/wordml/cid" xmlns:w16="http://schemas.microsoft.com/office/word/2018/wordml" xmlns:w16du="http://schemas.microsoft.com/office/word/2023/wordml/word16du" xmlns:w16sdtdh="http://schemas.microsoft.com/office/word/2020/wordml/sdtdatahash" xmlns:w16sdtfl="http://schemas.microsoft.com/office/word/2024/wordml/sdtformatlock" xmlns:w16se="http://schemas.microsoft.com/office/word/2015/wordml/symex" xmlns:wpg="http://schemas.microsoft.com/office/word/2010/wordprocessingGroup" xmlns:wpi="http://schemas.microsoft.com/office/word/2010/wordprocessingInk" xmlns:wne="http://schemas.microsoft.com/office/word/2006/wordml" xmlns:wps="http://schemas.microsoft.com/office/word/2010/wordprocessingShape" mc:Ignorable="w14 w15 w16se w16cid w16 w16cex w16sdtdh w16sdtfl w16du wp14">
+<w:endnotes xmlns:wpc="http://schemas.microsoft.com/office/word/2010/wordprocessingCanvas" xmlns:cx="http://schemas.microsoft.com/office/drawing/2014/chartex" xmlns:cx1="http://schemas.microsoft.com/office/drawing/2015/9/8/chartex" xmlns:mc="http://schemas.openxmlformats.org/markup-compatibility/2006" xmlns:o="urn:schemas-microsoft-com:office:office" xmlns:r="http://schemas.openxmlformats.org/officeDocument/2006/relationships" xmlns:m="http://schemas.openxmlformats.org/officeDocument/2006/math" xmlns:v="urn:schemas-microsoft-com:vml" xmlns:wp14="http://schemas.microsoft.com/office/word/2010/wordprocessingDrawing" xmlns:wp="http://schemas.openxmlformats.org/drawingml/2006/wordprocessingDrawing" xmlns:w10="urn:schemas-microsoft-com:office:word" xmlns:w="http://schemas.openxmlformats.org/wordprocessingml/2006/main" xmlns:w14="http://schemas.microsoft.com/office/word/2010/wordml" xmlns:w15="http://schemas.microsoft.com/office/word/2012/wordml" xmlns:w16se="http://schemas.microsoft.com/office/word/2015/wordml/symex" xmlns:wpg="http://schemas.microsoft.com/office/word/2010/wordprocessingGroup" xmlns:wpi="http://schemas.microsoft.com/office/word/2010/wordprocessingInk" xmlns:wne="http://schemas.microsoft.com/office/word/2006/wordml" xmlns:wps="http://schemas.microsoft.com/office/word/2010/wordprocessingShape" mc:Ignorable="w14 w15 w16se wp14">
   <w:endnote w:type="separator" w:id="-1">
     <w:p>
       <w:pPr>
@@ -3321,7 +3323,7 @@
 </file>
 
 <file path=word/footnotes.xml><?xml version="1.0" encoding="utf-8"?>
-<w:footnotes xmlns:wpc="http://schemas.microsoft.com/office/word/2010/wordprocessingCanvas" xmlns:cx="http://schemas.microsoft.com/office/drawing/2014/chartex" xmlns:cx1="http://schemas.microsoft.com/office/drawing/2015/9/8/chartex" xmlns:cx2="http://schemas.microsoft.com/office/drawing/2015/10/21/chartex" xmlns:cx3="http://schemas.microsoft.com/office/drawing/2016/5/9/chartex" xmlns:cx4="http://schemas.microsoft.com/office/drawing/2016/5/10/chartex" xmlns:cx5="http://schemas.microsoft.com/office/drawing/2016/5/11/chartex" xmlns:cx6="http://schemas.microsoft.com/office/drawing/2016/5/12/chartex" xmlns:cx7="http://schemas.microsoft.com/office/drawing/2016/5/13/chartex" xmlns:cx8="http://schemas.microsoft.com/office/drawing/2016/5/14/chartex" xmlns:mc="http://schemas.openxmlformats.org/markup-compatibility/2006" xmlns:aink="http://schemas.microsoft.com/office/drawing/2016/ink" xmlns:am3d="http://schemas.microsoft.com/office/drawing/2017/model3d" xmlns:o="urn:schemas-microsoft-com:office:office" xmlns:oel="http://schemas.microsoft.com/office/2019/extlst" xmlns:r="http://schemas.openxmlformats.org/officeDocument/2006/relationships" xmlns:m="http://schemas.openxmlformats.org/officeDocument/2006/math" xmlns:v="urn:schemas-microsoft-com:vml" xmlns:wp14="http://schemas.microsoft.com/office/word/2010/wordprocessingDrawing" xmlns:wp="http://schemas.openxmlformats.org/drawingml/2006/wordprocessingDrawing" xmlns:w10="urn:schemas-microsoft-com:office:word" xmlns:w="http://schemas.openxmlformats.org/wordprocessingml/2006/main" xmlns:w14="http://schemas.microsoft.com/office/word/2010/wordml" xmlns:w15="http://schemas.microsoft.com/office/word/2012/wordml" xmlns:w16cex="http://schemas.microsoft.com/office/word/2018/wordml/cex" xmlns:w16cid="http://schemas.microsoft.com/office/word/2016/wordml/cid" xmlns:w16="http://schemas.microsoft.com/office/word/2018/wordml" xmlns:w16du="http://schemas.microsoft.com/office/word/2023/wordml/word16du" xmlns:w16sdtdh="http://schemas.microsoft.com/office/word/2020/wordml/sdtdatahash" xmlns:w16sdtfl="http://schemas.microsoft.com/office/word/2024/wordml/sdtformatlock" xmlns:w16se="http://schemas.microsoft.com/office/word/2015/wordml/symex" xmlns:wpg="http://schemas.microsoft.com/office/word/2010/wordprocessingGroup" xmlns:wpi="http://schemas.microsoft.com/office/word/2010/wordprocessingInk" xmlns:wne="http://schemas.microsoft.com/office/word/2006/wordml" xmlns:wps="http://schemas.microsoft.com/office/word/2010/wordprocessingShape" mc:Ignorable="w14 w15 w16se w16cid w16 w16cex w16sdtdh w16sdtfl w16du wp14">
+<w:footnotes xmlns:wpc="http://schemas.microsoft.com/office/word/2010/wordprocessingCanvas" xmlns:cx="http://schemas.microsoft.com/office/drawing/2014/chartex" xmlns:cx1="http://schemas.microsoft.com/office/drawing/2015/9/8/chartex" xmlns:mc="http://schemas.openxmlformats.org/markup-compatibility/2006" xmlns:o="urn:schemas-microsoft-com:office:office" xmlns:r="http://schemas.openxmlformats.org/officeDocument/2006/relationships" xmlns:m="http://schemas.openxmlformats.org/officeDocument/2006/math" xmlns:v="urn:schemas-microsoft-com:vml" xmlns:wp14="http://schemas.microsoft.com/office/word/2010/wordprocessingDrawing" xmlns:wp="http://schemas.openxmlformats.org/drawingml/2006/wordprocessingDrawing" xmlns:w10="urn:schemas-microsoft-com:office:word" xmlns:w="http://schemas.openxmlformats.org/wordprocessingml/2006/main" xmlns:w14="http://schemas.microsoft.com/office/word/2010/wordml" xmlns:w15="http://schemas.microsoft.com/office/word/2012/wordml" xmlns:w16se="http://schemas.microsoft.com/office/word/2015/wordml/symex" xmlns:wpg="http://schemas.microsoft.com/office/word/2010/wordprocessingGroup" xmlns:wpi="http://schemas.microsoft.com/office/word/2010/wordprocessingInk" xmlns:wne="http://schemas.microsoft.com/office/word/2006/wordml" xmlns:wps="http://schemas.microsoft.com/office/word/2010/wordprocessingShape" mc:Ignorable="w14 w15 w16se wp14">
   <w:footnote w:type="separator" w:id="-1">
     <w:p>
       <w:pPr>
@@ -3469,7 +3471,7 @@
 </file>
 
 <file path=word/header1.xml><?xml version="1.0" encoding="utf-8"?>
-<w:hdr xmlns:wpc="http://schemas.microsoft.com/office/word/2010/wordprocessingCanvas" xmlns:cx="http://schemas.microsoft.com/office/drawing/2014/chartex" xmlns:cx1="http://schemas.microsoft.com/office/drawing/2015/9/8/chartex" xmlns:cx2="http://schemas.microsoft.com/office/drawing/2015/10/21/chartex" xmlns:cx3="http://schemas.microsoft.com/office/drawing/2016/5/9/chartex" xmlns:cx4="http://schemas.microsoft.com/office/drawing/2016/5/10/chartex" xmlns:cx5="http://schemas.microsoft.com/office/drawing/2016/5/11/chartex" xmlns:cx6="http://schemas.microsoft.com/office/drawing/2016/5/12/chartex" xmlns:cx7="http://schemas.microsoft.com/office/drawing/2016/5/13/chartex" xmlns:cx8="http://schemas.microsoft.com/office/drawing/2016/5/14/chartex" xmlns:mc="http://schemas.openxmlformats.org/markup-compatibility/2006" xmlns:aink="http://schemas.microsoft.com/office/drawing/2016/ink" xmlns:am3d="http://schemas.microsoft.com/office/drawing/2017/model3d" xmlns:o="urn:schemas-microsoft-com:office:office" xmlns:oel="http://schemas.microsoft.com/office/2019/extlst" xmlns:r="http://schemas.openxmlformats.org/officeDocument/2006/relationships" xmlns:m="http://schemas.openxmlformats.org/officeDocument/2006/math" xmlns:v="urn:schemas-microsoft-com:vml" xmlns:wp14="http://schemas.microsoft.com/office/word/2010/wordprocessingDrawing" xmlns:wp="http://schemas.openxmlformats.org/drawingml/2006/wordprocessingDrawing" xmlns:w10="urn:schemas-microsoft-com:office:word" xmlns:w="http://schemas.openxmlformats.org/wordprocessingml/2006/main" xmlns:w14="http://schemas.microsoft.com/office/word/2010/wordml" xmlns:w15="http://schemas.microsoft.com/office/word/2012/wordml" xmlns:w16cex="http://schemas.microsoft.com/office/word/2018/wordml/cex" xmlns:w16cid="http://schemas.microsoft.com/office/word/2016/wordml/cid" xmlns:w16="http://schemas.microsoft.com/office/word/2018/wordml" xmlns:w16du="http://schemas.microsoft.com/office/word/2023/wordml/word16du" xmlns:w16sdtdh="http://schemas.microsoft.com/office/word/2020/wordml/sdtdatahash" xmlns:w16sdtfl="http://schemas.microsoft.com/office/word/2024/wordml/sdtformatlock" xmlns:w16se="http://schemas.microsoft.com/office/word/2015/wordml/symex" xmlns:wpg="http://schemas.microsoft.com/office/word/2010/wordprocessingGroup" xmlns:wpi="http://schemas.microsoft.com/office/word/2010/wordprocessingInk" xmlns:wne="http://schemas.microsoft.com/office/word/2006/wordml" xmlns:wps="http://schemas.microsoft.com/office/word/2010/wordprocessingShape" mc:Ignorable="w14 w15 w16se w16cid w16 w16cex w16sdtdh w16sdtfl w16du wp14">
+<w:hdr xmlns:wpc="http://schemas.microsoft.com/office/word/2010/wordprocessingCanvas" xmlns:cx="http://schemas.microsoft.com/office/drawing/2014/chartex" xmlns:cx1="http://schemas.microsoft.com/office/drawing/2015/9/8/chartex" xmlns:mc="http://schemas.openxmlformats.org/markup-compatibility/2006" xmlns:o="urn:schemas-microsoft-com:office:office" xmlns:r="http://schemas.openxmlformats.org/officeDocument/2006/relationships" xmlns:m="http://schemas.openxmlformats.org/officeDocument/2006/math" xmlns:v="urn:schemas-microsoft-com:vml" xmlns:wp14="http://schemas.microsoft.com/office/word/2010/wordprocessingDrawing" xmlns:wp="http://schemas.openxmlformats.org/drawingml/2006/wordprocessingDrawing" xmlns:w10="urn:schemas-microsoft-com:office:word" xmlns:w="http://schemas.openxmlformats.org/wordprocessingml/2006/main" xmlns:w14="http://schemas.microsoft.com/office/word/2010/wordml" xmlns:w15="http://schemas.microsoft.com/office/word/2012/wordml" xmlns:w16se="http://schemas.microsoft.com/office/word/2015/wordml/symex" xmlns:wpg="http://schemas.microsoft.com/office/word/2010/wordprocessingGroup" xmlns:wpi="http://schemas.microsoft.com/office/word/2010/wordprocessingInk" xmlns:wne="http://schemas.microsoft.com/office/word/2006/wordml" xmlns:wps="http://schemas.microsoft.com/office/word/2010/wordprocessingShape" mc:Ignorable="w14 w15 w16se wp14">
   <w:p>
     <w:pPr>
       <w:pStyle w:val="Header"/>
@@ -3480,7 +3482,7 @@
 </file>
 
 <file path=word/numbering.xml><?xml version="1.0" encoding="utf-8"?>
-<w:numbering xmlns:wpc="http://schemas.microsoft.com/office/word/2010/wordprocessingCanvas" xmlns:cx="http://schemas.microsoft.com/office/drawing/2014/chartex" xmlns:cx1="http://schemas.microsoft.com/office/drawing/2015/9/8/chartex" xmlns:cx2="http://schemas.microsoft.com/office/drawing/2015/10/21/chartex" xmlns:cx3="http://schemas.microsoft.com/office/drawing/2016/5/9/chartex" xmlns:cx4="http://schemas.microsoft.com/office/drawing/2016/5/10/chartex" xmlns:cx5="http://schemas.microsoft.com/office/drawing/2016/5/11/chartex" xmlns:cx6="http://schemas.microsoft.com/office/drawing/2016/5/12/chartex" xmlns:cx7="http://schemas.microsoft.com/office/drawing/2016/5/13/chartex" xmlns:cx8="http://schemas.microsoft.com/office/drawing/2016/5/14/chartex" xmlns:mc="http://schemas.openxmlformats.org/markup-compatibility/2006" xmlns:aink="http://schemas.microsoft.com/office/drawing/2016/ink" xmlns:am3d="http://schemas.microsoft.com/office/drawing/2017/model3d" xmlns:o="urn:schemas-microsoft-com:office:office" xmlns:oel="http://schemas.microsoft.com/office/2019/extlst" xmlns:r="http://schemas.openxmlformats.org/officeDocument/2006/relationships" xmlns:m="http://schemas.openxmlformats.org/officeDocument/2006/math" xmlns:v="urn:schemas-microsoft-com:vml" xmlns:wp14="http://schemas.microsoft.com/office/word/2010/wordprocessingDrawing" xmlns:wp="http://schemas.openxmlformats.org/drawingml/2006/wordprocessingDrawing" xmlns:w10="urn:schemas-microsoft-com:office:word" xmlns:w="http://schemas.openxmlformats.org/wordprocessingml/2006/main" xmlns:w14="http://schemas.microsoft.com/office/word/2010/wordml" xmlns:w15="http://schemas.microsoft.com/office/word/2012/wordml" xmlns:w16cex="http://schemas.microsoft.com/office/word/2018/wordml/cex" xmlns:w16cid="http://schemas.microsoft.com/office/word/2016/wordml/cid" xmlns:w16="http://schemas.microsoft.com/office/word/2018/wordml" xmlns:w16du="http://schemas.microsoft.com/office/word/2023/wordml/word16du" xmlns:w16sdtdh="http://schemas.microsoft.com/office/word/2020/wordml/sdtdatahash" xmlns:w16sdtfl="http://schemas.microsoft.com/office/word/2024/wordml/sdtformatlock" xmlns:w16se="http://schemas.microsoft.com/office/word/2015/wordml/symex" xmlns:wpg="http://schemas.microsoft.com/office/word/2010/wordprocessingGroup" xmlns:wpi="http://schemas.microsoft.com/office/word/2010/wordprocessingInk" xmlns:wne="http://schemas.microsoft.com/office/word/2006/wordml" xmlns:wps="http://schemas.microsoft.com/office/word/2010/wordprocessingShape" mc:Ignorable="w14 w15 w16se w16cid w16 w16cex w16sdtdh w16sdtfl w16du wp14">
+<w:numbering xmlns:wpc="http://schemas.microsoft.com/office/word/2010/wordprocessingCanvas" xmlns:cx="http://schemas.microsoft.com/office/drawing/2014/chartex" xmlns:cx1="http://schemas.microsoft.com/office/drawing/2015/9/8/chartex" xmlns:mc="http://schemas.openxmlformats.org/markup-compatibility/2006" xmlns:o="urn:schemas-microsoft-com:office:office" xmlns:r="http://schemas.openxmlformats.org/officeDocument/2006/relationships" xmlns:m="http://schemas.openxmlformats.org/officeDocument/2006/math" xmlns:v="urn:schemas-microsoft-com:vml" xmlns:wp14="http://schemas.microsoft.com/office/word/2010/wordprocessingDrawing" xmlns:wp="http://schemas.openxmlformats.org/drawingml/2006/wordprocessingDrawing" xmlns:w10="urn:schemas-microsoft-com:office:word" xmlns:w="http://schemas.openxmlformats.org/wordprocessingml/2006/main" xmlns:w14="http://schemas.microsoft.com/office/word/2010/wordml" xmlns:w15="http://schemas.microsoft.com/office/word/2012/wordml" xmlns:w16se="http://schemas.microsoft.com/office/word/2015/wordml/symex" xmlns:wpg="http://schemas.microsoft.com/office/word/2010/wordprocessingGroup" xmlns:wpi="http://schemas.microsoft.com/office/word/2010/wordprocessingInk" xmlns:wne="http://schemas.microsoft.com/office/word/2006/wordml" xmlns:wps="http://schemas.microsoft.com/office/word/2010/wordprocessingShape" mc:Ignorable="w14 w15 w16se wp14">
   <w:abstractNum w:abstractNumId="0" w15:restartNumberingAfterBreak="0">
     <w:nsid w:val="0616378E"/>
     <w:multiLevelType w:val="hybridMultilevel"/>
@@ -4028,13 +4030,13 @@
       </w:pPr>
     </w:lvl>
   </w:abstractNum>
-  <w:num w:numId="1" w16cid:durableId="1460565185">
+  <w:num w:numId="1">
     <w:abstractNumId w:val="4"/>
   </w:num>
-  <w:num w:numId="2" w16cid:durableId="1787263914">
+  <w:num w:numId="2">
     <w:abstractNumId w:val="3"/>
   </w:num>
-  <w:num w:numId="3" w16cid:durableId="1013798751">
+  <w:num w:numId="3">
     <w:abstractNumId w:val="3"/>
     <w:lvlOverride w:ilvl="0">
       <w:startOverride w:val="1"/>
@@ -4064,20 +4066,20 @@
       <w:startOverride w:val="1"/>
     </w:lvlOverride>
   </w:num>
-  <w:num w:numId="4" w16cid:durableId="2095710716">
+  <w:num w:numId="4">
     <w:abstractNumId w:val="0"/>
   </w:num>
-  <w:num w:numId="5" w16cid:durableId="260575468">
+  <w:num w:numId="5">
     <w:abstractNumId w:val="1"/>
   </w:num>
-  <w:num w:numId="6" w16cid:durableId="1006707679">
+  <w:num w:numId="6">
     <w:abstractNumId w:val="2"/>
   </w:num>
 </w:numbering>
 </file>
 
 <file path=word/styles.xml><?xml version="1.0" encoding="utf-8"?>
-<w:styles xmlns:mc="http://schemas.openxmlformats.org/markup-compatibility/2006" xmlns:r="http://schemas.openxmlformats.org/officeDocument/2006/relationships" xmlns:w="http://schemas.openxmlformats.org/wordprocessingml/2006/main" xmlns:w14="http://schemas.microsoft.com/office/word/2010/wordml" xmlns:w15="http://schemas.microsoft.com/office/word/2012/wordml" xmlns:w16cex="http://schemas.microsoft.com/office/word/2018/wordml/cex" xmlns:w16cid="http://schemas.microsoft.com/office/word/2016/wordml/cid" xmlns:w16="http://schemas.microsoft.com/office/word/2018/wordml" xmlns:w16du="http://schemas.microsoft.com/office/word/2023/wordml/word16du" xmlns:w16sdtdh="http://schemas.microsoft.com/office/word/2020/wordml/sdtdatahash" xmlns:w16sdtfl="http://schemas.microsoft.com/office/word/2024/wordml/sdtformatlock" xmlns:w16se="http://schemas.microsoft.com/office/word/2015/wordml/symex" mc:Ignorable="w14 w15 w16se w16cid w16 w16cex w16sdtdh w16sdtfl w16du">
+<w:styles xmlns:mc="http://schemas.openxmlformats.org/markup-compatibility/2006" xmlns:r="http://schemas.openxmlformats.org/officeDocument/2006/relationships" xmlns:w="http://schemas.openxmlformats.org/wordprocessingml/2006/main" xmlns:w14="http://schemas.microsoft.com/office/word/2010/wordml" xmlns:w15="http://schemas.microsoft.com/office/word/2012/wordml" xmlns:w16se="http://schemas.microsoft.com/office/word/2015/wordml/symex" mc:Ignorable="w14 w15 w16se">
   <w:docDefaults>
     <w:rPrDefault>
       <w:rPr>
@@ -4093,7 +4095,7 @@
       </w:pPr>
     </w:pPrDefault>
   </w:docDefaults>
-  <w:latentStyles w:defLockedState="0" w:defUIPriority="99" w:defSemiHidden="0" w:defUnhideWhenUsed="0" w:defQFormat="0" w:count="376">
+  <w:latentStyles w:defLockedState="0" w:defUIPriority="99" w:defSemiHidden="0" w:defUnhideWhenUsed="0" w:defQFormat="0" w:count="371">
     <w:lsdException w:name="Normal" w:uiPriority="0" w:qFormat="1"/>
     <w:lsdException w:name="heading 1" w:uiPriority="9" w:qFormat="1"/>
     <w:lsdException w:name="heading 2" w:semiHidden="1" w:uiPriority="9" w:unhideWhenUsed="1" w:qFormat="1"/>
@@ -4465,11 +4467,6 @@
     <w:lsdException w:name="List Table 5 Dark Accent 6" w:uiPriority="50"/>
     <w:lsdException w:name="List Table 6 Colorful Accent 6" w:uiPriority="51"/>
     <w:lsdException w:name="List Table 7 Colorful Accent 6" w:uiPriority="52"/>
-    <w:lsdException w:name="Mention" w:semiHidden="1" w:unhideWhenUsed="1"/>
-    <w:lsdException w:name="Smart Hyperlink" w:semiHidden="1" w:unhideWhenUsed="1"/>
-    <w:lsdException w:name="Hashtag" w:semiHidden="1" w:unhideWhenUsed="1"/>
-    <w:lsdException w:name="Unresolved Mention" w:semiHidden="1" w:unhideWhenUsed="1"/>
-    <w:lsdException w:name="Smart Link" w:semiHidden="1" w:unhideWhenUsed="1"/>
   </w:latentStyles>
   <w:style w:type="paragraph" w:default="1" w:styleId="Normal">
     <w:name w:val="Normal"/>
